--- a/resources/eot-ee-template.docx
+++ b/resources/eot-ee-template.docx
@@ -3798,7 +3798,7 @@
                 <w:szCs w:val="20"/>
                 <w:lang w:bidi="te-IN"/>
               </w:rPr>
-              <w:t>___________________</w:t>
+              <w:t xml:space="preserve">{{circle}} Circle-{{cno}}, {{Corporation}}</w:t>
             </w:r>
             <w:r>
               <w:rPr>
@@ -3809,7 +3809,7 @@
                 <w:szCs w:val="20"/>
                 <w:lang w:bidi="te-IN"/>
               </w:rPr>
-              <w:t>Circle-</w:t>
+              <w:t/>
             </w:r>
             <w:r>
               <w:rPr>
@@ -3820,7 +3820,7 @@
                 <w:szCs w:val="20"/>
                 <w:lang w:bidi="te-IN"/>
               </w:rPr>
-              <w:t>____</w:t>
+              <w:t/>
             </w:r>
             <w:r>
               <w:rPr>
@@ -3831,7 +3831,7 @@
                 <w:szCs w:val="20"/>
                 <w:lang w:bidi="te-IN"/>
               </w:rPr>
-              <w:t xml:space="preserve">, </w:t>
+              <w:t xml:space="preserve"/>
             </w:r>
             <w:r>
               <w:rPr>
@@ -3842,7 +3842,7 @@
                 <w:szCs w:val="20"/>
                 <w:lang w:bidi="te-IN"/>
               </w:rPr>
-              <w:t>_______</w:t>
+              <w:t/>
             </w:r>
           </w:p>
         </w:tc>
